--- a/manuscript/word/volume_01/arc_02/ch_065.docx
+++ b/manuscript/word/volume_01/arc_02/ch_065.docx
@@ -15,7 +15,7 @@
         </w:rPr>
         <w:t>PHÁ TRỜI</w:t>
         <w:br/>
-        <w:t>CHƯƠNG 65: TRẤN GIANG THỦY CHIẾN</w:t>
+        <w:t>CHƯƠNG 65</w:t>
       </w:r>
     </w:p>
     <w:p>
@@ -33,6 +33,141 @@
       </w:r>
     </w:p>
     <w:p/>
+    <w:p>
+      <w:pPr>
+        <w:spacing w:line="300" w:lineRule="auto" w:after="120"/>
+        <w:ind w:firstLine="432"/>
+        <w:jc w:val="both"/>
+      </w:pPr>
+      <w:r>
+        <w:rPr>
+          <w:rFonts w:ascii="Times New Roman" w:hAnsi="Times New Roman"/>
+          <w:color w:val="141414"/>
+          <w:sz w:val="24"/>
+        </w:rPr>
+        <w:t>---</w:t>
+      </w:r>
+    </w:p>
+    <w:p>
+      <w:pPr>
+        <w:spacing w:line="300" w:lineRule="auto" w:after="120"/>
+        <w:ind w:firstLine="432"/>
+        <w:jc w:val="both"/>
+      </w:pPr>
+      <w:r>
+        <w:rPr>
+          <w:rFonts w:ascii="Times New Roman" w:hAnsi="Times New Roman"/>
+          <w:color w:val="141414"/>
+          <w:sz w:val="24"/>
+        </w:rPr>
+        <w:t>chapter: 65</w:t>
+      </w:r>
+    </w:p>
+    <w:p>
+      <w:pPr>
+        <w:spacing w:line="300" w:lineRule="auto" w:after="120"/>
+        <w:ind w:firstLine="432"/>
+        <w:jc w:val="both"/>
+      </w:pPr>
+      <w:r>
+        <w:rPr>
+          <w:rFonts w:ascii="Times New Roman" w:hAnsi="Times New Roman"/>
+          <w:color w:val="141414"/>
+          <w:sz w:val="24"/>
+        </w:rPr>
+        <w:t>title: "Trấn Giang Thủy Chiến"</w:t>
+      </w:r>
+    </w:p>
+    <w:p>
+      <w:pPr>
+        <w:spacing w:line="300" w:lineRule="auto" w:after="120"/>
+        <w:ind w:firstLine="432"/>
+        <w:jc w:val="both"/>
+      </w:pPr>
+      <w:r>
+        <w:rPr>
+          <w:rFonts w:ascii="Times New Roman" w:hAnsi="Times New Roman"/>
+          <w:color w:val="141414"/>
+          <w:sz w:val="24"/>
+        </w:rPr>
+        <w:t>volume: 1</w:t>
+      </w:r>
+    </w:p>
+    <w:p>
+      <w:pPr>
+        <w:spacing w:line="300" w:lineRule="auto" w:after="120"/>
+        <w:ind w:firstLine="432"/>
+        <w:jc w:val="both"/>
+      </w:pPr>
+      <w:r>
+        <w:rPr>
+          <w:rFonts w:ascii="Times New Roman" w:hAnsi="Times New Roman"/>
+          <w:color w:val="141414"/>
+          <w:sz w:val="24"/>
+        </w:rPr>
+        <w:t>arc: 2</w:t>
+      </w:r>
+    </w:p>
+    <w:p>
+      <w:pPr>
+        <w:spacing w:line="300" w:lineRule="auto" w:after="120"/>
+        <w:ind w:firstLine="432"/>
+        <w:jc w:val="both"/>
+      </w:pPr>
+      <w:r>
+        <w:rPr>
+          <w:rFonts w:ascii="Times New Roman" w:hAnsi="Times New Roman"/>
+          <w:color w:val="141414"/>
+          <w:sz w:val="24"/>
+        </w:rPr>
+        <w:t>word_count: 3477</w:t>
+      </w:r>
+    </w:p>
+    <w:p>
+      <w:pPr>
+        <w:spacing w:line="300" w:lineRule="auto" w:after="120"/>
+        <w:ind w:firstLine="432"/>
+        <w:jc w:val="both"/>
+      </w:pPr>
+      <w:r>
+        <w:rPr>
+          <w:rFonts w:ascii="Times New Roman" w:hAnsi="Times New Roman"/>
+          <w:color w:val="141414"/>
+          <w:sz w:val="24"/>
+        </w:rPr>
+        <w:t>date: "2026-10-20"</w:t>
+      </w:r>
+    </w:p>
+    <w:p>
+      <w:pPr>
+        <w:spacing w:line="300" w:lineRule="auto" w:after="120"/>
+        <w:ind w:firstLine="432"/>
+        <w:jc w:val="both"/>
+      </w:pPr>
+      <w:r>
+        <w:rPr>
+          <w:rFonts w:ascii="Times New Roman" w:hAnsi="Times New Roman"/>
+          <w:color w:val="141414"/>
+          <w:sz w:val="24"/>
+        </w:rPr>
+        <w:t>location: "Mũi Đèn Đỏ &amp; Lòng Sông Soài Rạp (Quận 7, TP.HCM)"</w:t>
+      </w:r>
+    </w:p>
+    <w:p>
+      <w:pPr>
+        <w:spacing w:line="300" w:lineRule="auto" w:after="120"/>
+        <w:ind w:firstLine="432"/>
+        <w:jc w:val="both"/>
+      </w:pPr>
+      <w:r>
+        <w:rPr>
+          <w:rFonts w:ascii="Times New Roman" w:hAnsi="Times New Roman"/>
+          <w:color w:val="141414"/>
+          <w:sz w:val="24"/>
+        </w:rPr>
+        <w:t>---</w:t>
+      </w:r>
+    </w:p>
     <w:p>
       <w:pPr>
         <w:spacing w:line="300" w:lineRule="auto" w:after="120"/>
@@ -945,7 +1080,7 @@
           <w:color w:val="141414"/>
           <w:sz w:val="24"/>
         </w:rPr>
-        <w:t>Tôi trườn người qua bãi bùn lầy, nép mình sau rặng lau sậy rậm rạp, nhanh chóng cởi bỏ bộ đồ lặn ướt sũng, khoác lại chiếc áo gió bảo hộ chuyên dụng của Viện Địa tầng và đeo chiếc thẻ nhân viên kỹ thuật trước ngực mang tên Nguyễn Minh An.</w:t>
+        <w:t>Tôi trườn người qua bãi bùn lầy, nép mình sau rặng lau sậy rậm rạp, nhanh chóng cởi bỏ bộ đồ lặn ướt sũng, khoác lại chiếc áo gió bảo hộ chuyên dụng của Viện Địa tầng và đeo chiếc thẻ công tác Giám đốc Kỹ thuật trước ngực mang tên Nguyễn Minh An.</w:t>
       </w:r>
     </w:p>
     <w:p>
@@ -1110,7 +1245,7 @@
           <w:color w:val="141414"/>
           <w:sz w:val="24"/>
         </w:rPr>
-        <w:t>Tôi mỉm cười, làm ra vẻ của một nhân viên kỹ thuật vừa hoàn thành nhiệm vụ dã ngoại:</w:t>
+        <w:t>Tôi mỉm cười, làm ra vẻ của một cán bộ kỹ thuật vừa hoàn thành nhiệm vụ dã ngoại:</w:t>
       </w:r>
     </w:p>
     <w:p>
